--- a/Volume 1/Chapter 10 - Data Structures/SPA_Vol1_Ch10_Lesson10_8a_Graphs_EXTENDED.docx
+++ b/Volume 1/Chapter 10 - Data Structures/SPA_Vol1_Ch10_Lesson10_8a_Graphs_EXTENDED.docx
@@ -1198,7 +1198,7 @@
         <w:keepNext/>
       </w:pPr>
       <w:r>
-        <w:t>[profile.default]</w:t>
+        <w:t>[profile.default]  # Remember, the settings forge uses by default.</w:t>
       </w:r>
     </w:p>
     <w:p>
@@ -2514,7 +2514,7 @@
         <w:pStyle w:val="SourceCode"/>
       </w:pPr>
       <w:r>
-        <w:t xml:space="preserve">    ; rbx is the first device's position, r12 the second's.</w:t>
+        <w:t xml:space="preserve">    ; r12 keeps the second name, then its position; rbx the first's position.</w:t>
       </w:r>
     </w:p>
     <w:p>
@@ -3860,15 +3860,15 @@
         <w:pStyle w:val="SourceCode"/>
       </w:pPr>
       <w:r>
-        <w:t>; Remember, extern pulls in C library functions: printf prints, and</w:t>
-      </w:r>
-    </w:p>
-    <w:p>
-      <w:pPr>
-        <w:pStyle w:val="SourceCode"/>
-      </w:pPr>
-      <w:r>
-        <w:t>; strcmp compares two texts, giving 0 when they are equal.</w:t>
+        <w:t>; Remember, extern pulls in C library functions: printf prints, and strcmp</w:t>
+      </w:r>
+    </w:p>
+    <w:p>
+      <w:pPr>
+        <w:pStyle w:val="SourceCode"/>
+      </w:pPr>
+      <w:r>
+        <w:t>; gives 0 for equal texts. Remember, Linux: eax = xmm count before printf.</w:t>
       </w:r>
     </w:p>
     <w:p>
@@ -4788,7 +4788,7 @@
         <w:pStyle w:val="SourceCode"/>
       </w:pPr>
       <w:r>
-        <w:t xml:space="preserve">    ; rbx is the first device's position, r12 the second's.</w:t>
+        <w:t xml:space="preserve">    ; r12 keeps the second name, then its position; rbx the first's position.</w:t>
       </w:r>
     </w:p>
     <w:p>
@@ -13233,23 +13233,23 @@
         <w:pStyle w:val="SourceCode"/>
       </w:pPr>
       <w:r>
-        <w:t>// the order they were linked. separator is ": " before the first</w:t>
-      </w:r>
-    </w:p>
-    <w:p>
-      <w:pPr>
-        <w:pStyle w:val="SourceCode"/>
-      </w:pPr>
-      <w:r>
-        <w:t>// neighbor and ", " before every later one. Remember, build the line,</w:t>
-      </w:r>
-    </w:p>
-    <w:p>
-      <w:pPr>
-        <w:pStyle w:val="SourceCode"/>
-      </w:pPr>
-      <w:r>
-        <w:t>// then print it: push_str adds text to the end of a String.</w:t>
+        <w:t>// the order they were linked. *device_name follows the loop's reference to</w:t>
+      </w:r>
+    </w:p>
+    <w:p>
+      <w:pPr>
+        <w:pStyle w:val="SourceCode"/>
+      </w:pPr>
+      <w:r>
+        <w:t>// the name itself. separator is ": " first, then ", ". Remember, build</w:t>
+      </w:r>
+    </w:p>
+    <w:p>
+      <w:pPr>
+        <w:pStyle w:val="SourceCode"/>
+      </w:pPr>
+      <w:r>
+        <w:t>// the line, then print it: push_str adds text to the end of a String.</w:t>
       </w:r>
     </w:p>
     <w:p>
@@ -22776,31 +22776,31 @@
       </w:rPr>
     </w:lvl>
   </w:abstractNum>
-  <w:num w:numId="1" w16cid:durableId="1365867701">
+  <w:num w:numId="1" w16cid:durableId="183983544">
     <w:abstractNumId w:val="8"/>
   </w:num>
-  <w:num w:numId="2" w16cid:durableId="737167121">
+  <w:num w:numId="2" w16cid:durableId="767971775">
     <w:abstractNumId w:val="6"/>
   </w:num>
-  <w:num w:numId="3" w16cid:durableId="861361248">
+  <w:num w:numId="3" w16cid:durableId="1140000460">
     <w:abstractNumId w:val="5"/>
   </w:num>
-  <w:num w:numId="4" w16cid:durableId="1177619712">
+  <w:num w:numId="4" w16cid:durableId="1793162739">
     <w:abstractNumId w:val="4"/>
   </w:num>
-  <w:num w:numId="5" w16cid:durableId="1481119608">
+  <w:num w:numId="5" w16cid:durableId="1229539684">
     <w:abstractNumId w:val="7"/>
   </w:num>
-  <w:num w:numId="6" w16cid:durableId="76556904">
+  <w:num w:numId="6" w16cid:durableId="1211846752">
     <w:abstractNumId w:val="3"/>
   </w:num>
-  <w:num w:numId="7" w16cid:durableId="487523894">
+  <w:num w:numId="7" w16cid:durableId="1479375947">
     <w:abstractNumId w:val="2"/>
   </w:num>
-  <w:num w:numId="8" w16cid:durableId="1538812063">
+  <w:num w:numId="8" w16cid:durableId="1725250222">
     <w:abstractNumId w:val="1"/>
   </w:num>
-  <w:num w:numId="9" w16cid:durableId="1739085928">
+  <w:num w:numId="9" w16cid:durableId="1482695268">
     <w:abstractNumId w:val="0"/>
   </w:num>
 </w:numbering>
